--- a/en/wisdom-stories/early-marriage.docx
+++ b/en/wisdom-stories/early-marriage.docx
@@ -4,190 +4,100 @@
   <w:body>
     <w:p>
       <w:pPr>
-        <w:spacing w:before="0" w:after="60"/>
-        <w:jc w:val="left"/>
+        <w:pStyle w:val="Title"/>
       </w:pPr>
       <w:r>
-        <w:rPr>
-          <w:rFonts w:ascii="Arial" w:hAnsi="Arial" w:eastAsia="Arial"/>
-          <w:i w:val="0"/>
-          <w:color w:val="000000"/>
-          <w:sz w:val="52"/>
-        </w:rPr>
         <w:t>Early Marriage</w:t>
       </w:r>
     </w:p>
     <w:p>
-      <w:pPr>
-        <w:jc w:val="left"/>
-      </w:pPr>
+      <w:pPr/>
       <w:r>
-        <w:rPr>
-          <w:rFonts w:ascii="Arial" w:hAnsi="Arial" w:eastAsia="Arial"/>
-          <w:i w:val="0"/>
-          <w:color w:val="000000"/>
-          <w:sz w:val="22"/>
-        </w:rPr>
-        <w:t>I had just graduated from university and started working as a teacher at a school. One day, I was sitting in the teachers' room, reviewing the students' exam papers. I was correcting the wrong answers of the female students so that they could get a good grade in order to move up to the next grade.</w:t>
+        <w:t>I had just graduated from university and begun teaching. One day, I was in the staff room marking exam papers. I was correcting some of the girls’ wrong answers so that they could pass and move up to the next year.</w:t>
+      </w:r>
+    </w:p>
+    <w:p>
+      <w:pPr/>
+      <w:r>
+        <w:t>A man came in and asked why I was changing their answers. “If these girls fail,” I explained, “their fathers will take them out of school and marry them off at twelve or thirteen. If they move up, they may be able to stay until they’re fifteen or sixteen. In that time, even the least motivated student is bound to learn something.”</w:t>
+      </w:r>
+    </w:p>
+    <w:p>
+      <w:pPr/>
+      <w:r>
+        <w:t>About half an hour later, the principal called me in and asked what I had been doing in the staff room. I told him I had been marking papers.</w:t>
       </w:r>
     </w:p>
     <w:p>
       <w:pPr>
-        <w:jc w:val="left"/>
+        <w:spacing w:after="80"/>
       </w:pPr>
       <w:r>
-        <w:rPr>
-          <w:rFonts w:ascii="Arial" w:hAnsi="Arial" w:eastAsia="Arial"/>
-          <w:i w:val="0"/>
-          <w:color w:val="000000"/>
-          <w:sz w:val="22"/>
-        </w:rPr>
-        <w:t>At that moment, a person entered the teachers' room and curiously asked why I was changing the girls' exam papers. I said, "If these girls fail the exam, their fathers will take them out of school and marry them off at the age of twelve or thirteen. But if they move up to the next grade, their marriageable age will be at least fifteen or sixteen. During this time, even the laziest student will definitely learn something in class."</w:t>
+        <w:t>“Did you meet anyone there? What did you say to him?” he asked.</w:t>
       </w:r>
     </w:p>
     <w:p>
       <w:pPr>
-        <w:jc w:val="left"/>
+        <w:spacing w:after="80"/>
       </w:pPr>
       <w:r>
-        <w:rPr>
-          <w:rFonts w:ascii="Arial" w:hAnsi="Arial" w:eastAsia="Arial"/>
-          <w:i w:val="0"/>
-          <w:color w:val="000000"/>
-          <w:sz w:val="22"/>
-        </w:rPr>
-        <w:t>About half an hour later, our principal called me over and asked what I was doing in the teachers' room. I said that I was reviewing the exam papers.</w:t>
+        <w:t>“Did he complain about me?” I asked.</w:t>
+      </w:r>
+    </w:p>
+    <w:p>
+      <w:pPr/>
+      <w:r>
+        <w:t>“Quite the opposite. He told me he had come to inspect the school, but no longer felt he needed to.”</w:t>
       </w:r>
     </w:p>
     <w:p>
       <w:pPr>
-        <w:jc w:val="left"/>
+        <w:spacing w:after="80"/>
       </w:pPr>
       <w:r>
-        <w:rPr>
-          <w:rFonts w:ascii="Arial" w:hAnsi="Arial" w:eastAsia="Arial"/>
-          <w:i w:val="0"/>
-          <w:color w:val="000000"/>
-          <w:sz w:val="22"/>
-        </w:rPr>
-        <w:t>— Did you meet someone in the teachers' room? What did you say to him? — he asked.</w:t>
+        <w:t>“Why not?” I asked in surprise.</w:t>
       </w:r>
     </w:p>
     <w:p>
       <w:pPr>
-        <w:jc w:val="left"/>
+        <w:keepNext/>
+        <w:spacing w:after="80"/>
       </w:pPr>
       <w:r>
-        <w:rPr>
-          <w:rFonts w:ascii="Arial" w:hAnsi="Arial" w:eastAsia="Arial"/>
-          <w:i w:val="0"/>
-          <w:color w:val="000000"/>
-          <w:sz w:val="22"/>
-        </w:rPr>
-        <w:t>— Did that person complain to you about me? — I asked.</w:t>
+        <w:t>“He said, ‘You have a wise young teacher. Please pass on my thanks.’”</w:t>
       </w:r>
     </w:p>
     <w:p>
       <w:pPr>
-        <w:jc w:val="left"/>
+        <w:keepNext/>
+        <w:keepLines/>
+        <w:spacing w:before="160"/>
       </w:pPr>
       <w:r>
         <w:rPr>
-          <w:rFonts w:ascii="Arial" w:hAnsi="Arial" w:eastAsia="Arial"/>
-          <w:i w:val="0"/>
-          <w:color w:val="000000"/>
-          <w:sz w:val="22"/>
+          <w:b/>
         </w:rPr>
-        <w:t>— Not at all! The man came to me and said that he had come to inspect the school, but there was no need for it.</w:t>
+        <w:t>Moral:</w:t>
+      </w:r>
+      <w:r>
+        <w:t xml:space="preserve"> A teacher’s care can change a girl’s future. Early marriage can rob children of their education; we must not turn a blind eye to it.</w:t>
       </w:r>
     </w:p>
     <w:p>
       <w:pPr>
-        <w:jc w:val="left"/>
+        <w:spacing w:after="80"/>
       </w:pPr>
       <w:r>
         <w:rPr>
-          <w:rFonts w:ascii="Arial" w:hAnsi="Arial" w:eastAsia="Arial"/>
-          <w:i w:val="0"/>
-          <w:color w:val="000000"/>
-          <w:sz w:val="22"/>
+          <w:i/>
+          <w:sz w:val="18"/>
         </w:rPr>
-        <w:t>— Why? — I was surprised.</w:t>
-      </w:r>
-    </w:p>
-    <w:p>
-      <w:pPr>
-        <w:jc w:val="left"/>
-      </w:pPr>
-      <w:r>
-        <w:rPr>
-          <w:rFonts w:ascii="Arial" w:hAnsi="Arial" w:eastAsia="Arial"/>
-          <w:i w:val="0"/>
-          <w:color w:val="000000"/>
-          <w:sz w:val="22"/>
-        </w:rPr>
-        <w:t>— Because you have a wise young teacher. Please convey my thanks to him, — he said.</w:t>
-      </w:r>
-    </w:p>
-    <w:p>
-      <w:pPr>
-        <w:pStyle w:val="Moral"/>
-        <w:keepNext/>
-        <w:keepLines/>
-        <w:widowControl/>
-        <w:spacing w:before="240" w:after="180" w:line="283" w:lineRule="auto"/>
-        <w:ind w:left="240" w:right="240"/>
-        <w:jc w:val="left"/>
-        <w:pBdr>
-          <w:top w:val="single" w:sz="8" w:space="7" w:color="E8D59A"/>
-          <w:left w:val="single" w:sz="32" w:space="11" w:color="C6A23A"/>
-          <w:bottom w:val="single" w:sz="8" w:space="7" w:color="E8D59A"/>
-          <w:right w:val="single" w:sz="8" w:space="11" w:color="E8D59A"/>
-        </w:pBdr>
-        <w:shd w:val="clear" w:color="auto" w:fill="FFF8E1"/>
-      </w:pPr>
-      <w:r>
-        <w:rPr>
-          <w:rFonts w:ascii="Arial" w:hAnsi="Arial" w:eastAsia="Arial" w:cs="Arial"/>
-          <w:b/>
-          <w:i w:val="0"/>
-          <w:color w:val="9A7417"/>
-          <w:sz w:val="22"/>
-        </w:rPr>
-        <w:t xml:space="preserve">Moral: </w:t>
-      </w:r>
-      <w:r>
-        <w:rPr>
-          <w:rFonts w:ascii="Arial" w:hAnsi="Arial" w:eastAsia="Arial" w:cs="Arial"/>
-          <w:b w:val="0"/>
-          <w:i w:val="0"/>
-          <w:color w:val="3F3826"/>
-          <w:sz w:val="22"/>
-        </w:rPr>
-        <w:t>A teacher's small care can change the fate of a girl. Early marriage deprives children of education; let's not turn a blind eye to this.</w:t>
-      </w:r>
-    </w:p>
-    <w:p>
-      <w:pPr>
-        <w:keepLines/>
-        <w:widowControl/>
-        <w:spacing w:before="60" w:after="0" w:line="240" w:lineRule="auto"/>
-        <w:jc w:val="right"/>
-      </w:pPr>
-      <w:r>
-        <w:rPr>
-          <w:rFonts w:ascii="Arial" w:hAnsi="Arial" w:eastAsia="Arial" w:cs="Arial"/>
-          <w:b w:val="0"/>
-          <w:i/>
-          <w:color w:val="8A7950"/>
-          <w:sz w:val="17"/>
-        </w:rPr>
-        <w:t>The story was obtained from open Internet sources.</w:t>
+        <w:t>Source: Publicly available internet sources.</w:t>
       </w:r>
     </w:p>
     <w:sectPr>
       <w:pgSz w:w="12240" w:h="15840"/>
-      <w:pgMar w:top="1440" w:right="1440" w:bottom="1440" w:left="1440" w:header="708" w:footer="708" w:gutter="0"/>
+      <w:pgMar w:top="1080" w:right="1224" w:bottom="1080" w:left="1224" w:header="720" w:footer="720" w:gutter="0"/>
       <w:cols w:space="720"/>
       <w:docGrid w:linePitch="360"/>
     </w:sectPr>
@@ -559,12 +469,14 @@
     <w:qFormat/>
     <w:rsid w:val="00FC693F"/>
     <w:pPr>
-      <w:spacing w:before="0" w:after="160" w:line="276" w:lineRule="auto"/>
+      <w:widowControl/>
+      <w:spacing w:after="120" w:line="259" w:lineRule="auto"/>
     </w:pPr>
     <w:rPr>
-      <w:rFonts w:ascii="Arial" w:hAnsi="Arial" w:eastAsia="Arial"/>
+      <w:rFonts w:ascii="Arial" w:hAnsi="Arial"/>
       <w:color w:val="000000"/>
       <w:sz w:val="22"/>
+      <w:lang w:val="en-US"/>
     </w:rPr>
   </w:style>
   <w:style w:type="paragraph" w:styleId="Header">
@@ -908,18 +820,17 @@
     <w:qFormat/>
     <w:rsid w:val="00FC693F"/>
     <w:pPr>
-      <w:pBdr>
-        <w:bottom w:val="single" w:sz="8" w:space="4" w:color="4F81BD" w:themeColor="accent1"/>
-      </w:pBdr>
-      <w:spacing w:after="300" w:line="240" w:lineRule="auto"/>
+      <w:keepNext/>
+      <w:spacing w:after="280" w:line="240" w:lineRule="auto"/>
       <w:contextualSpacing/>
     </w:pPr>
     <w:rPr>
-      <w:rFonts w:asciiTheme="majorHAnsi" w:eastAsiaTheme="majorEastAsia" w:hAnsiTheme="majorHAnsi" w:cstheme="majorBidi"/>
-      <w:color w:val="17365D" w:themeColor="text2" w:themeShade="BF"/>
+      <w:rFonts w:asciiTheme="majorHAnsi" w:eastAsiaTheme="majorEastAsia" w:hAnsiTheme="majorHAnsi" w:cstheme="majorBidi" w:ascii="Arial" w:hAnsi="Arial"/>
+      <w:b/>
+      <w:color w:val="000000"/>
       <w:spacing w:val="5"/>
       <w:kern w:val="28"/>
-      <w:sz w:val="52"/>
+      <w:sz w:val="34"/>
       <w:szCs w:val="52"/>
     </w:rPr>
   </w:style>
@@ -1395,9 +1306,6 @@
     <w:qFormat/>
     <w:rsid w:val="00FC693F"/>
     <w:pPr>
-      <w:pBdr>
-        <w:bottom w:val="single" w:sz="4" w:space="4" w:color="4F81BD" w:themeColor="accent1"/>
-      </w:pBdr>
       <w:spacing w:before="200" w:after="280"/>
       <w:ind w:left="936" w:right="936"/>
     </w:pPr>
@@ -12248,18 +12156,6 @@
         <w:shd w:val="clear" w:color="auto" w:fill="FBCAA2" w:themeFill="accent6" w:themeFillTint="7F"/>
       </w:tcPr>
     </w:tblStylePr>
-  </w:style>
-  <w:style w:type="paragraph" w:customStyle="1" w:styleId="Moral">
-    <w:name w:val="Moral"/>
-    <w:basedOn w:val="Normal"/>
-    <w:pPr>
-      <w:spacing w:before="160" w:after="0" w:line="276" w:lineRule="auto"/>
-    </w:pPr>
-    <w:rPr>
-      <w:rFonts w:ascii="Arial" w:hAnsi="Arial" w:eastAsia="Arial"/>
-      <w:i/>
-      <w:sz w:val="22"/>
-    </w:rPr>
   </w:style>
 </w:styles>
 </file>

--- a/en/wisdom-stories/early-marriage.docx
+++ b/en/wisdom-stories/early-marriage.docx
@@ -13,13 +13,13 @@
     <w:p>
       <w:pPr/>
       <w:r>
-        <w:t>I had just graduated from university and begun teaching. One day, I was in the staff room marking exam papers. I was correcting some of the girls’ wrong answers so that they could pass and move up to the next year.</w:t>
+        <w:t>I had just graduated from university and begun teaching. One day, I was in the staff room marking exam papers. I was correcting some of the girls’ wrong answers so that they would get a good grade and move up to the next class.</w:t>
       </w:r>
     </w:p>
     <w:p>
       <w:pPr/>
       <w:r>
-        <w:t>A man came in and asked why I was changing their answers. “If these girls fail,” I explained, “their fathers will take them out of school and marry them off at twelve or thirteen. If they move up, they may be able to stay until they’re fifteen or sixteen. In that time, even the least motivated student is bound to learn something.”</w:t>
+        <w:t>A man came in and asked why I was changing their answers. “If these girls fail,” I explained, “their fathers will take them out of school and marry them off at twelve or thirteen. If they move up, their marriage age will be at least fifteen or sixteen. In that time, even the least motivated student is bound to learn something.”</w:t>
       </w:r>
     </w:p>
     <w:p>
@@ -33,7 +33,7 @@
         <w:spacing w:after="80"/>
       </w:pPr>
       <w:r>
-        <w:t>“Did you meet anyone there? What did you say to him?” he asked.</w:t>
+        <w:t>“You met someone in the staff room. What did you say to him?” he asked.</w:t>
       </w:r>
     </w:p>
     <w:p>
@@ -47,7 +47,7 @@
     <w:p>
       <w:pPr/>
       <w:r>
-        <w:t>“Quite the opposite. He told me he had come to inspect the school, but no longer felt he needed to.”</w:t>
+        <w:t>“Quite the opposite. He told me he had come to inspect the school, but that there was no need.”</w:t>
       </w:r>
     </w:p>
     <w:p>
@@ -77,11 +77,9 @@
         <w:rPr>
           <w:b/>
         </w:rPr>
-        <w:t>Moral:</w:t>
+        <w:t>Moral: A teacher’s small act of care can change a girl’s fate. Early marriage can rob children of their education; we must not turn a blind eye to it.</w:t>
       </w:r>
-      <w:r>
-        <w:t xml:space="preserve"> A teacher’s care can change a girl’s future. Early marriage can rob children of their education; we must not turn a blind eye to it.</w:t>
-      </w:r>
+      <w:r/>
     </w:p>
     <w:p>
       <w:pPr>
@@ -92,7 +90,7 @@
           <w:i/>
           <w:sz w:val="18"/>
         </w:rPr>
-        <w:t>Source: Publicly available internet sources.</w:t>
+        <w:t>Stories are taken from open Internet sources; illustrations were created with AI.</w:t>
       </w:r>
     </w:p>
     <w:sectPr>

--- a/en/wisdom-stories/early-marriage.docx
+++ b/en/wisdom-stories/early-marriage.docx
@@ -27,7 +27,7 @@
         <w:rPr>
           <w:lang/>
         </w:rPr>
-        <w:t>I had just graduated from university and started teaching at a school. One day, I was in the staffroom marking exam papers. I was erasing and correcting some of the girls’ wrong answers so they could move up to the next class.</w:t>
+        <w:t xml:space="preserve">I had just graduated from university and started teaching at a school. One day, I was in the teachers’ lounge marking exam papers. I was erasing and correcting some of the girls’ wrong answers so they could move up to the next class.</w:t>
       </w:r>
     </w:p>
     <w:p>
@@ -40,7 +40,7 @@
         <w:rPr>
           <w:lang/>
         </w:rPr>
-        <w:t>A man I did not recognise entered the room. After watching me for a moment, he asked:</w:t>
+        <w:t xml:space="preserve">A man I did not recognize entered the room. After watching me for a moment, he asked:</w:t>
       </w:r>
     </w:p>
     <w:p>
@@ -105,7 +105,7 @@
         <w:rPr>
           <w:lang/>
         </w:rPr>
-        <w:t>About half an hour later, the headteacher called me into his office.</w:t>
+        <w:t xml:space="preserve">About half an hour later, the principal called me into his office.</w:t>
       </w:r>
     </w:p>
     <w:p>
@@ -118,7 +118,7 @@
         <w:rPr>
           <w:lang/>
         </w:rPr>
-        <w:t>“You spoke to someone in the staffroom. What did you tell him?”</w:t>
+        <w:t xml:space="preserve">“You spoke to someone in the teachers’ lounge. What did you tell him?”</w:t>
       </w:r>
     </w:p>
     <w:p>
@@ -170,7 +170,7 @@
         <w:rPr>
           <w:lang/>
         </w:rPr>
-        <w:t>My heart sank. The headteacher continued:</w:t>
+        <w:t xml:space="preserve">My heart sank. The principal continued:</w:t>
       </w:r>
     </w:p>
     <w:p>
